--- a/data/revised_2026-10_full/outputs/v2/Physics/SS1.3_Temperature_and_Thermal_Expansion/Physics_Temperature_and_Thermal_Expansion_SummaryTable.docx
+++ b/data/revised_2026-10_full/outputs/v2/Physics/SS1.3_Temperature_and_Thermal_Expansion/Physics_Temperature_and_Thermal_Expansion_SummaryTable.docx
@@ -1540,7 +1540,7 @@
         </w:rPr>
         <w:t xml:space="preserve">© 2026 SeaVuria and ARES. This work is licensed under a </w:t>
       </w:r>
-      <w:hyperlink w:history="1" r:id="rId6rskva3vbitrsfo603ugg">
+      <w:hyperlink w:history="1" r:id="rIdtoogznzg4yczkrcn9f_jb">
         <w:r>
           <w:rPr>
             <w:rFonts w:ascii="Arial" w:cs="Arial" w:eastAsia="Arial" w:hAnsi="Arial"/>
@@ -1560,7 +1560,7 @@
         </w:rPr>
         <w:t xml:space="preserve"> (</w:t>
       </w:r>
-      <w:hyperlink w:history="1" r:id="rIdkkkzx8yibiz5iligthyoe">
+      <w:hyperlink w:history="1" r:id="rIdkinaqkm78y49lc9vvzyrf">
         <w:r>
           <w:rPr>
             <w:rFonts w:ascii="Arial" w:cs="Arial" w:eastAsia="Arial" w:hAnsi="Arial"/>
@@ -1580,7 +1580,7 @@
         </w:rPr>
         <w:t xml:space="preserve">). To view a copy of this license, visit </w:t>
       </w:r>
-      <w:hyperlink w:history="1" r:id="rIdc0_bbmy7bd6un6jbs9ycf">
+      <w:hyperlink w:history="1" r:id="rIdgchj_l4buelpbrdxwnmvj">
         <w:r>
           <w:rPr>
             <w:rFonts w:ascii="Arial" w:cs="Arial" w:eastAsia="Arial" w:hAnsi="Arial"/>
